--- a/docs/scripts/track_branch_label.docx
+++ b/docs/scripts/track_branch_label.docx
@@ -26,7 +26,7 @@
         <w:t xml:space="preserve"> </w:t>
       </w:r>
       <w:r>
-        <w:t xml:space="preserve">1</w:t>
+        <w:t xml:space="preserve">2</w:t>
       </w:r>
       <w:r>
         <w:t xml:space="preserve"> </w:t>
@@ -42,7 +42,7 @@
         <w:t xml:space="preserve"> </w:t>
       </w:r>
       <w:r>
-        <w:t xml:space="preserve">2026-07-26T12:18:28Z</w:t>
+        <w:t xml:space="preserve">2026-09-26T14:40:00Z</w:t>
       </w:r>
       <w:r>
         <w:t xml:space="preserve"> </w:t>
@@ -1534,7 +1534,7 @@
         <w:t xml:space="preserve"> </w:t>
       </w:r>
       <w:r>
-        <w:t xml:space="preserve">§11.4.211 Fable-</w:t>
+        <w:t xml:space="preserve">§11.4.211 Opus-</w:t>
       </w:r>
       <w:r>
         <w:rPr>
